--- a/docs/МАТЭТИС. ТЗ на MVP.docx
+++ b/docs/МАТЭТИС. ТЗ на MVP.docx
@@ -3,37 +3,22 @@
 <w:document xmlns:wpc="http://schemas.microsoft.com/office/word/2010/wordprocessingCanvas" xmlns:mo="http://schemas.microsoft.com/office/mac/office/2008/main" xmlns:mc="http://schemas.openxmlformats.org/markup-compatibility/2006" xmlns:mv="urn:schemas-microsoft-com:mac:vml" xmlns:o="urn:schemas-microsoft-com:office:office" xmlns:r="http://schemas.openxmlformats.org/officeDocument/2006/relationships" xmlns:m="http://schemas.openxmlformats.org/officeDocument/2006/math" xmlns:v="urn:schemas-microsoft-com:vml" xmlns:wp14="http://schemas.microsoft.com/office/word/2010/wordprocessingDrawing" xmlns:wp="http://schemas.openxmlformats.org/drawingml/2006/wordprocessingDrawing" xmlns:w10="urn:schemas-microsoft-com:office:word" xmlns:w="http://schemas.openxmlformats.org/wordprocessingml/2006/main" xmlns:w14="http://schemas.microsoft.com/office/word/2010/wordml" xmlns:wpg="http://schemas.microsoft.com/office/word/2010/wordprocessingGroup" xmlns:wpi="http://schemas.microsoft.com/office/word/2010/wordprocessingInk" xmlns:wne="http://schemas.microsoft.com/office/word/2006/wordml" xmlns:wps="http://schemas.microsoft.com/office/word/2010/wordprocessingShape" mc:Ignorable="w14 wp14">
   <w:body>
     <w:p>
-      <w:pPr>
-        <w:spacing w:after="80"/>
-        <w:jc w:val="left"/>
-      </w:pPr>
       <w:r>
         <w:rPr>
-          <w:rFonts w:ascii="Calibri" w:hAnsi="Calibri"/>
           <w:b/>
-          <w:color w:val="1F2937"/>
-          <w:sz w:val="56"/>
+          <w:sz w:val="48"/>
         </w:rPr>
         <w:t>МАТЭТИС</w:t>
       </w:r>
     </w:p>
     <w:p>
-      <w:pPr>
-        <w:spacing w:after="200"/>
-      </w:pPr>
       <w:r>
-        <w:rPr>
-          <w:rFonts w:ascii="Calibri" w:hAnsi="Calibri"/>
-          <w:i/>
-          <w:color w:val="4B5563"/>
-          <w:sz w:val="24"/>
-        </w:rPr>
         <w:t>Приложение для совершенствования и развития по системе Мастера.</w:t>
       </w:r>
     </w:p>
     <w:p>
       <w:r>
-        <w:t>Техническое задание на MVP. Уточнения по прототипу встроены в те разделы, которых они касаются. Отдельными блоками добавлено то, чего в первой версии описания не было: вход в программу, раздел «Вместе», конец периода стихии и тон текстов.</w:t>
+        <w:t>Исходное ТЗ на MVP. Дополнения по комментариям к прототипу — курсивом в соответствующих разделах.</w:t>
       </w:r>
     </w:p>
     <w:p>
@@ -52,7 +37,6 @@
     <w:p>
       <w:pPr>
         <w:pStyle w:val="ListBullet"/>
-        <w:spacing w:after="40"/>
       </w:pPr>
       <w:r>
         <w:t>12 типов людей;</w:t>
@@ -61,16 +45,14 @@
     <w:p>
       <w:pPr>
         <w:pStyle w:val="ListBullet"/>
-        <w:spacing w:after="40"/>
       </w:pPr>
       <w:r>
-        <w:t>5 стихий (меняются по времени года, осенью — две стихии);</w:t>
+        <w:t>5 стихий (меняются по времени года, осенью – две стихии);</w:t>
       </w:r>
     </w:p>
     <w:p>
       <w:pPr>
         <w:pStyle w:val="ListBullet"/>
-        <w:spacing w:after="40"/>
       </w:pPr>
       <w:r>
         <w:t>для каждой стихии — свой набор практик и рекомендаций.</w:t>
@@ -83,7 +65,12 @@
     </w:p>
     <w:p>
       <w:r>
-        <w:t>Далее приложение формирует программу по сочетанию: тип пользователя + текущая стихия.</w:t>
+        <w:t>Далее приложение формирует программу по сочетанию:</w:t>
+      </w:r>
+    </w:p>
+    <w:p>
+      <w:r>
+        <w:t>тип пользователя + текущая стихия</w:t>
       </w:r>
     </w:p>
     <w:p>
@@ -92,54 +79,16 @@
       </w:r>
     </w:p>
     <w:p>
+      <w:pPr>
+        <w:pStyle w:val="Heading1"/>
+      </w:pPr>
       <w:r>
-        <w:t>Дата рождения запрашивается один раз, сразу после теста. По ней подбираются дополнительные практики для более слабой стихии. Эти практики не выносятся отдельно: они стоят в общем списке ритуалов программы.</w:t>
+        <w:t>2. Программа пользователя</w:t>
       </w:r>
     </w:p>
     <w:p>
       <w:r>
-        <w:t>Повторно тест проходится в конце периода стихии, когда программа этой стихии завершена. С экрана результата теста и из профиля кнопка «пройти ещё раз» не показывается.</w:t>
-      </w:r>
-    </w:p>
-    <w:p>
-      <w:pPr>
-        <w:pStyle w:val="Heading1"/>
-      </w:pPr>
-      <w:r>
-        <w:t>2. Вход в программу</w:t>
-      </w:r>
-    </w:p>
-    <w:p>
-      <w:r>
-        <w:t>Онбординг — три коротких экрана: путь в МАТЭТИС, смена пяти стихий, из чего состоит программа. Дату рождения на онбординге не спрашиваем.</w:t>
-      </w:r>
-    </w:p>
-    <w:p>
-      <w:r>
-        <w:t>Тест на тип идёт по шагам: короткая инструкция, затем группы утверждений. Экрана «Похоже на вас?» нет. По ходу теста нельзя «выбрать заново».</w:t>
-      </w:r>
-    </w:p>
-    <w:p>
-      <w:r>
-        <w:t>Сразу после групп — шаг «Укажите вашу дату рождения». Без даты кнопка «Дальше» неактивна. Отдельно писать, что поле обязательное, не нужно.</w:t>
-      </w:r>
-    </w:p>
-    <w:p>
-      <w:r>
-        <w:t>Дальше пользователь видит свой тип и краткие характеристики и переходит к программе.</w:t>
-      </w:r>
-    </w:p>
-    <w:p>
-      <w:pPr>
-        <w:pStyle w:val="Heading1"/>
-      </w:pPr>
-      <w:r>
-        <w:t>3. Программа пользователя</w:t>
-      </w:r>
-    </w:p>
-    <w:p>
-      <w:r>
-        <w:t>Программа включает три вида контента.</w:t>
+        <w:t>Программа включает три вида контента:</w:t>
       </w:r>
     </w:p>
     <w:p>
@@ -152,23 +101,12 @@
     </w:p>
     <w:p>
       <w:r>
-        <w:t>На карточке в программе показываем коротко: название, краткое описание и длительность. Ориентир по времени — около 5 минут.</w:t>
-      </w:r>
-    </w:p>
-    <w:p>
-      <w:r>
-        <w:t>Полное описание и шаги пользователь видит, когда открывает карточку.</w:t>
-      </w:r>
-    </w:p>
-    <w:p>
-      <w:r>
-        <w:t>Основной формат материалов:</w:t>
+        <w:t>Основной формат:</w:t>
       </w:r>
     </w:p>
     <w:p>
       <w:pPr>
         <w:pStyle w:val="ListBullet"/>
-        <w:spacing w:after="40"/>
       </w:pPr>
       <w:r>
         <w:t>текстовое описание;</w:t>
@@ -177,7 +115,6 @@
     <w:p>
       <w:pPr>
         <w:pStyle w:val="ListBullet"/>
-        <w:spacing w:after="40"/>
       </w:pPr>
       <w:r>
         <w:t>изображения;</w:t>
@@ -186,10 +123,17 @@
     <w:p>
       <w:pPr>
         <w:pStyle w:val="ListBullet"/>
-        <w:spacing w:after="40"/>
       </w:pPr>
       <w:r>
-        <w:t>при необходимости — видео (залитые на видео-хостинги).</w:t>
+        <w:t>при необходимости — видео (залитые на видео-хостинги?).</w:t>
+      </w:r>
+    </w:p>
+    <w:p>
+      <w:r>
+        <w:rPr>
+          <w:i/>
+        </w:rPr>
+        <w:t>На главном экране — название и краткое описание; полные шаги — в карточке практики.</w:t>
       </w:r>
     </w:p>
     <w:p>
@@ -202,49 +146,31 @@
     </w:p>
     <w:p>
       <w:r>
-        <w:t>Пользователь отмечает выполнение. Часть ритуалов делается каждый день, часть — один раз за неделю.</w:t>
-      </w:r>
-    </w:p>
-    <w:p>
-      <w:r>
-        <w:t>Примеры для стихии Воды:</w:t>
+        <w:t>Например:</w:t>
       </w:r>
     </w:p>
     <w:p>
       <w:pPr>
         <w:pStyle w:val="ListBullet"/>
-        <w:spacing w:after="40"/>
       </w:pPr>
       <w:r>
-        <w:t>«Освоение предметов» — ежедневно, короткое занятие по учебнику;</w:t>
+        <w:t>зарядка;</w:t>
       </w:r>
     </w:p>
     <w:p>
       <w:pPr>
         <w:pStyle w:val="ListBullet"/>
-        <w:spacing w:after="40"/>
       </w:pPr>
       <w:r>
-        <w:t>«Коан дня» — ежедневно, одна короткая формула для размышления. Зарядку Туата в программе не используем;</w:t>
-      </w:r>
-    </w:p>
-    <w:p>
-      <w:pPr>
-        <w:pStyle w:val="ListBullet"/>
-        <w:spacing w:after="40"/>
-      </w:pPr>
-      <w:r>
-        <w:t>«Размышление над уроком стихии» — один раз за неделю, урок и аудио из библиотеки.</w:t>
+        <w:t>медитации.</w:t>
       </w:r>
     </w:p>
     <w:p>
       <w:r>
-        <w:t>У ежедневных ритуалов под карточкой — одна строка букв МАТЭТИС по дням недели. У практики дня такой строки нет.</w:t>
-      </w:r>
-    </w:p>
-    <w:p>
-      <w:r>
-        <w:t>Практики, подобранные по дате рождения, показываются в этом же списке. Отдельного блока «Дополнительно» нет.</w:t>
+        <w:rPr>
+          <w:i/>
+        </w:rPr>
+        <w:t>В программе вместо зарядки Туата — «Коан дня».</w:t>
       </w:r>
     </w:p>
     <w:p>
@@ -257,17 +183,15 @@
     </w:p>
     <w:p>
       <w:r>
-        <w:t>На экране программы — короткое описание и видео. Не выкладываем на главный экран весь текст, список книг и фильмов.</w:t>
+        <w:t>Основной формат — видео. Сопровождается текстовым описанием с рекомендациями по книгам и фильмам на стихию.</w:t>
       </w:r>
     </w:p>
     <w:p>
       <w:r>
-        <w:t>Полный текст, книги и фильмы открываются внутри карточки рекомендации.</w:t>
-      </w:r>
-    </w:p>
-    <w:p>
-      <w:r>
-        <w:t>Каталог книг и остальных материалов остаётся в библиотеке. Из карточки можно перейти в библиотеку по этой стихии.</w:t>
+        <w:rPr>
+          <w:i/>
+        </w:rPr>
+        <w:t>На главном экране — краткое описание и видео; полный текст, книги и фильмы — в карточке по нажатию.</w:t>
       </w:r>
     </w:p>
     <w:p>
@@ -285,12 +209,7 @@
         <w:pStyle w:val="Heading1"/>
       </w:pPr>
       <w:r>
-        <w:t>4. Главный экран</w:t>
-      </w:r>
-    </w:p>
-    <w:p>
-      <w:r>
-        <w:t>Заголовок экрана — приветствие по времени суток, а не слово «Программа». В нижнем меню пункт по-прежнему называется «Программа».</w:t>
+        <w:t>3. Главный экран</w:t>
       </w:r>
     </w:p>
     <w:p>
@@ -299,18 +218,24 @@
       </w:r>
     </w:p>
     <w:p>
-      <w:pPr>
-        <w:pStyle w:val="ListBullet"/>
-        <w:spacing w:after="40"/>
-      </w:pPr>
       <w:r>
-        <w:t>практика на сегодня — название, короткое описание и длительность; по нажатию открывается карточка с шагами;</w:t>
+        <w:rPr>
+          <w:i/>
+        </w:rPr>
+        <w:t>Заголовок — приветствие по времени суток (в меню пункт «Программа»).</w:t>
       </w:r>
     </w:p>
     <w:p>
       <w:pPr>
         <w:pStyle w:val="ListBullet"/>
-        <w:spacing w:after="40"/>
+      </w:pPr>
+      <w:r>
+        <w:t>практика на сегодня;</w:t>
+      </w:r>
+    </w:p>
+    <w:p>
+      <w:pPr>
+        <w:pStyle w:val="ListBullet"/>
       </w:pPr>
       <w:r>
         <w:t>еженедельные ритуалы (можно отметить выполнение);</w:t>
@@ -319,19 +244,17 @@
     <w:p>
       <w:pPr>
         <w:pStyle w:val="ListBullet"/>
-        <w:spacing w:after="40"/>
       </w:pPr>
       <w:r>
-        <w:t>общие рекомендации на стихию — коротко и с видео;</w:t>
+        <w:t>общие рекомендации на стихию;</w:t>
       </w:r>
     </w:p>
     <w:p>
       <w:pPr>
         <w:pStyle w:val="ListBullet"/>
-        <w:spacing w:after="40"/>
       </w:pPr>
       <w:r>
-        <w:t>статистика пользователя.</w:t>
+        <w:t>статистика пользователя (иконка/ссылка на нее)</w:t>
       </w:r>
     </w:p>
     <w:p>
@@ -344,7 +267,7 @@
         <w:pStyle w:val="Heading1"/>
       </w:pPr>
       <w:r>
-        <w:t>5. Библиотека</w:t>
+        <w:t>4. Библиотека</w:t>
       </w:r>
     </w:p>
     <w:p>
@@ -384,8 +307,64 @@
       </w:r>
     </w:p>
     <w:p>
+      <w:pPr>
+        <w:pStyle w:val="Heading1"/>
+      </w:pPr>
       <w:r>
-        <w:t>Рекомендации стихии на главном экране не заменяют библиотеку: там только короткий вход, полный набор материалов — здесь и внутри карточки рекомендации.</w:t>
+        <w:t>5. Личный кабинет пользователя</w:t>
+      </w:r>
+    </w:p>
+    <w:p>
+      <w:r>
+        <w:t>Показывает:</w:t>
+      </w:r>
+    </w:p>
+    <w:p>
+      <w:pPr>
+        <w:pStyle w:val="ListBullet"/>
+      </w:pPr>
+      <w:r>
+        <w:t>количество выполненных практик;</w:t>
+      </w:r>
+    </w:p>
+    <w:p>
+      <w:pPr>
+        <w:pStyle w:val="ListBullet"/>
+      </w:pPr>
+      <w:r>
+        <w:t>выполнение ежедневных практик;</w:t>
+      </w:r>
+    </w:p>
+    <w:p>
+      <w:pPr>
+        <w:pStyle w:val="ListBullet"/>
+      </w:pPr>
+      <w:r>
+        <w:t>выполнение еженедельных ритуалов;</w:t>
+      </w:r>
+    </w:p>
+    <w:p>
+      <w:pPr>
+        <w:pStyle w:val="ListBullet"/>
+      </w:pPr>
+      <w:r>
+        <w:t>тип пользователя и его описание (со временем);</w:t>
+      </w:r>
+    </w:p>
+    <w:p>
+      <w:pPr>
+        <w:pStyle w:val="ListBullet"/>
+      </w:pPr>
+      <w:r>
+        <w:t>историю прохождения предыдущих стихий (со временем).</w:t>
+      </w:r>
+    </w:p>
+    <w:p>
+      <w:r>
+        <w:rPr>
+          <w:i/>
+        </w:rPr>
+        <w:t>Под именем: «Делиться прогрессом с друзьями» (переключатель, без лишних пояснений). Друзья — кружки с буквой/аватаром, имя под кружком, не построчный список.</w:t>
       </w:r>
     </w:p>
     <w:p>
@@ -393,199 +372,7 @@
         <w:pStyle w:val="Heading1"/>
       </w:pPr>
       <w:r>
-        <w:t>6. Вместе</w:t>
-      </w:r>
-    </w:p>
-    <w:p>
-      <w:r>
-        <w:t>Отдельный раздел приложения: друзья, совместные практики и короткая лента событий.</w:t>
-      </w:r>
-    </w:p>
-    <w:p>
-      <w:r>
-        <w:t>Совместная практика — приглашение друга выполнить практику вместе. Срок — до конца текущей недели. Каждый отмечает своё выполнение.</w:t>
-      </w:r>
-    </w:p>
-    <w:p>
-      <w:r>
-        <w:t>Лента показывает только значимые события, например:</w:t>
-      </w:r>
-    </w:p>
-    <w:p>
-      <w:pPr>
-        <w:pStyle w:val="ListBullet"/>
-        <w:spacing w:after="40"/>
-      </w:pPr>
-      <w:r>
-        <w:t>первая практика;</w:t>
-      </w:r>
-    </w:p>
-    <w:p>
-      <w:pPr>
-        <w:pStyle w:val="ListBullet"/>
-        <w:spacing w:after="40"/>
-      </w:pPr>
-      <w:r>
-        <w:t>несколько дней практики за неделю;</w:t>
-      </w:r>
-    </w:p>
-    <w:p>
-      <w:pPr>
-        <w:pStyle w:val="ListBullet"/>
-        <w:spacing w:after="40"/>
-      </w:pPr>
-      <w:r>
-        <w:t>завершённая совместная практика;</w:t>
-      </w:r>
-    </w:p>
-    <w:p>
-      <w:pPr>
-        <w:pStyle w:val="ListBullet"/>
-        <w:spacing w:after="40"/>
-      </w:pPr>
-      <w:r>
-        <w:t>возвращение к практике после перерыва больше недели.</w:t>
-      </w:r>
-    </w:p>
-    <w:p>
-      <w:r>
-        <w:t>На событие одна реакция — «Поддержать». Комментариев нет.</w:t>
-      </w:r>
-    </w:p>
-    <w:p>
-      <w:r>
-        <w:t>В ленту не попадают пропуски, рейтинги и сравнения людей друг с другом. Тексты в разделе короткие: кто, что сделал, до какой даты.</w:t>
-      </w:r>
-    </w:p>
-    <w:p>
-      <w:pPr>
-        <w:pStyle w:val="Heading1"/>
-      </w:pPr>
-      <w:r>
-        <w:t>7. Личный кабинет пользователя</w:t>
-      </w:r>
-    </w:p>
-    <w:p>
-      <w:r>
-        <w:t>Экран собран сверху вниз в таком порядке:</w:t>
-      </w:r>
-    </w:p>
-    <w:p>
-      <w:pPr>
-        <w:pStyle w:val="ListNumber"/>
-        <w:spacing w:after="40"/>
-      </w:pPr>
-      <w:r>
-        <w:t>имя;</w:t>
-      </w:r>
-    </w:p>
-    <w:p>
-      <w:pPr>
-        <w:pStyle w:val="ListNumber"/>
-        <w:spacing w:after="40"/>
-      </w:pPr>
-      <w:r>
-        <w:t>под именем одна фраза: «Делиться прогрессом с друзьями» и переключатель. Отдельную фразу «можно выключить в любой момент» не пишем;</w:t>
-      </w:r>
-    </w:p>
-    <w:p>
-      <w:pPr>
-        <w:pStyle w:val="ListNumber"/>
-        <w:spacing w:after="40"/>
-      </w:pPr>
-      <w:r>
-        <w:t>друзья — не списком по строкам. Кружки с первой буквой имени или аватаркой, имя под кружком, в одну горизонтальную ленту. Если друзей много, ленту можно прокрутить. Входящий запрос — коротко: принять или отклонить;</w:t>
-      </w:r>
-    </w:p>
-    <w:p>
-      <w:pPr>
-        <w:pStyle w:val="ListNumber"/>
-        <w:spacing w:after="40"/>
-      </w:pPr>
-      <w:r>
-        <w:t>статистика: сколько практик выполнено всего и за последние дни;</w:t>
-      </w:r>
-    </w:p>
-    <w:p>
-      <w:pPr>
-        <w:pStyle w:val="ListNumber"/>
-        <w:spacing w:after="40"/>
-      </w:pPr>
-      <w:r>
-        <w:t>«Прогресс стихии» — участие в программе текущего периода. Этот блок не называется «Бейдж»;</w:t>
-      </w:r>
-    </w:p>
-    <w:p>
-      <w:pPr>
-        <w:pStyle w:val="ListNumber"/>
-        <w:spacing w:after="40"/>
-      </w:pPr>
-      <w:r>
-        <w:t>тип пользователя и его описание;</w:t>
-      </w:r>
-    </w:p>
-    <w:p>
-      <w:pPr>
-        <w:pStyle w:val="ListNumber"/>
-        <w:spacing w:after="40"/>
-      </w:pPr>
-      <w:r>
-        <w:t>отметки ритуалов;</w:t>
-      </w:r>
-    </w:p>
-    <w:p>
-      <w:pPr>
-        <w:pStyle w:val="ListNumber"/>
-        <w:spacing w:after="40"/>
-      </w:pPr>
-      <w:r>
-        <w:t>напоминания и настройки профиля, в том числе дата рождения.</w:t>
-      </w:r>
-    </w:p>
-    <w:p>
-      <w:r>
-        <w:t>История прохождения предыдущих стихий появляется со временем.</w:t>
-      </w:r>
-    </w:p>
-    <w:p>
-      <w:r>
-        <w:t>Повторный проход теста из профиля не предлагается.</w:t>
-      </w:r>
-    </w:p>
-    <w:p>
-      <w:pPr>
-        <w:pStyle w:val="Heading1"/>
-      </w:pPr>
-      <w:r>
-        <w:t>8. Конец периода стихии</w:t>
-      </w:r>
-    </w:p>
-    <w:p>
-      <w:r>
-        <w:t>Когда период стихии заканчивается, пользователь видит итог периода.</w:t>
-      </w:r>
-    </w:p>
-    <w:p>
-      <w:r>
-        <w:t>Бейдж стихии начисляется, если выполнено не меньше 70% запланированного за период: практика дня и ритуалы. Повторная отметка в тот же день процент не увеличивает. Материалы библиотеки в этот процент не входят.</w:t>
-      </w:r>
-    </w:p>
-    <w:p>
-      <w:r>
-        <w:t>Пока период ещё идёт, в профиле показывается «Прогресс стихии», а не сам бейдж.</w:t>
-      </w:r>
-    </w:p>
-    <w:p>
-      <w:r>
-        <w:t>На экране итога можно пройти тест ещё раз — перед программой следующей стихии. Если порог не набран, бейдж не выдаётся, следующая стихия всё равно начинается со своей программой.</w:t>
-      </w:r>
-    </w:p>
-    <w:p>
-      <w:pPr>
-        <w:pStyle w:val="Heading1"/>
-      </w:pPr>
-      <w:r>
-        <w:t>9. Кабинет администратора</w:t>
+        <w:t>6. Кабинет администратора</w:t>
       </w:r>
     </w:p>
     <w:p>
@@ -596,25 +383,22 @@
     <w:p>
       <w:pPr>
         <w:pStyle w:val="ListBullet"/>
-        <w:spacing w:after="40"/>
       </w:pPr>
       <w:r>
-        <w:t>управление 12 типами — описание, программы;</w:t>
+        <w:t>управление 12 типами – описание, программы;</w:t>
       </w:r>
     </w:p>
     <w:p>
       <w:pPr>
         <w:pStyle w:val="ListBullet"/>
-        <w:spacing w:after="40"/>
       </w:pPr>
       <w:r>
-        <w:t>редактирование теста для определения типа;</w:t>
+        <w:t>редактирование теста для определения типа</w:t>
       </w:r>
     </w:p>
     <w:p>
       <w:pPr>
         <w:pStyle w:val="ListBullet"/>
-        <w:spacing w:after="40"/>
       </w:pPr>
       <w:r>
         <w:t>наполнение программ для каждой связки «тип + стихия»;</w:t>
@@ -623,7 +407,6 @@
     <w:p>
       <w:pPr>
         <w:pStyle w:val="ListBullet"/>
-        <w:spacing w:after="40"/>
       </w:pPr>
       <w:r>
         <w:t>добавление и редактирование практик;</w:t>
@@ -632,7 +415,6 @@
     <w:p>
       <w:pPr>
         <w:pStyle w:val="ListBullet"/>
-        <w:spacing w:after="40"/>
       </w:pPr>
       <w:r>
         <w:t>добавление изображений и видео;</w:t>
@@ -641,16 +423,6 @@
     <w:p>
       <w:pPr>
         <w:pStyle w:val="ListBullet"/>
-        <w:spacing w:after="40"/>
-      </w:pPr>
-      <w:r>
-        <w:t>практики по дате рождения — поддержка более слабой стихии, отдельно по стихиям;</w:t>
-      </w:r>
-    </w:p>
-    <w:p>
-      <w:pPr>
-        <w:pStyle w:val="ListBullet"/>
-        <w:spacing w:after="40"/>
       </w:pPr>
       <w:r>
         <w:t>управление библиотекой;</w:t>
@@ -659,7 +431,6 @@
     <w:p>
       <w:pPr>
         <w:pStyle w:val="ListBullet"/>
-        <w:spacing w:after="40"/>
       </w:pPr>
       <w:r>
         <w:t>загрузка книг и сканов.</w:t>
@@ -670,7 +441,7 @@
         <w:pStyle w:val="Heading1"/>
       </w:pPr>
       <w:r>
-        <w:t>10. Статистика администратора</w:t>
+        <w:t>7. Статистика администратора</w:t>
       </w:r>
     </w:p>
     <w:p>
@@ -681,7 +452,6 @@
     <w:p>
       <w:pPr>
         <w:pStyle w:val="ListBullet"/>
-        <w:spacing w:after="40"/>
       </w:pPr>
       <w:r>
         <w:t>количество зарегистрированных пользователей;</w:t>
@@ -690,7 +460,6 @@
     <w:p>
       <w:pPr>
         <w:pStyle w:val="ListBullet"/>
-        <w:spacing w:after="40"/>
       </w:pPr>
       <w:r>
         <w:t>распределение пользователей по 12 типам;</w:t>
@@ -699,7 +468,6 @@
     <w:p>
       <w:pPr>
         <w:pStyle w:val="ListBullet"/>
-        <w:spacing w:after="40"/>
       </w:pPr>
       <w:r>
         <w:t>активные пользователи;</w:t>
@@ -708,7 +476,6 @@
     <w:p>
       <w:pPr>
         <w:pStyle w:val="ListBullet"/>
-        <w:spacing w:after="40"/>
       </w:pPr>
       <w:r>
         <w:t>процент пользователей, которые начали программу;</w:t>
@@ -717,7 +484,6 @@
     <w:p>
       <w:pPr>
         <w:pStyle w:val="ListBullet"/>
-        <w:spacing w:after="40"/>
       </w:pPr>
       <w:r>
         <w:t>среднее количество выполненных практик;</w:t>
@@ -726,7 +492,6 @@
     <w:p>
       <w:pPr>
         <w:pStyle w:val="ListBullet"/>
-        <w:spacing w:after="40"/>
       </w:pPr>
       <w:r>
         <w:t>выполнение еженедельных ритуалов.</w:t>
@@ -740,7 +505,6 @@
     <w:p>
       <w:pPr>
         <w:pStyle w:val="ListBullet"/>
-        <w:spacing w:after="40"/>
       </w:pPr>
       <w:r>
         <w:t>его тип;</w:t>
@@ -749,7 +513,6 @@
     <w:p>
       <w:pPr>
         <w:pStyle w:val="ListBullet"/>
-        <w:spacing w:after="40"/>
       </w:pPr>
       <w:r>
         <w:t>выполненные практики;</w:t>
@@ -758,7 +521,6 @@
     <w:p>
       <w:pPr>
         <w:pStyle w:val="ListBullet"/>
-        <w:spacing w:after="40"/>
       </w:pPr>
       <w:r>
         <w:t>выполненные ритуалы;</w:t>
@@ -767,7 +529,6 @@
     <w:p>
       <w:pPr>
         <w:pStyle w:val="ListBullet"/>
-        <w:spacing w:after="40"/>
       </w:pPr>
       <w:r>
         <w:t>дата последней активности.</w:t>
@@ -781,7 +542,6 @@
     <w:p>
       <w:pPr>
         <w:pStyle w:val="ListBullet"/>
-        <w:spacing w:after="40"/>
       </w:pPr>
       <w:r>
         <w:t>какие практики чаще всего пропускают;</w:t>
@@ -790,7 +550,6 @@
     <w:p>
       <w:pPr>
         <w:pStyle w:val="ListBullet"/>
-        <w:spacing w:after="40"/>
       </w:pPr>
       <w:r>
         <w:t>какие практики чаще всего выполняют;</w:t>
@@ -799,7 +558,6 @@
     <w:p>
       <w:pPr>
         <w:pStyle w:val="ListBullet"/>
-        <w:spacing w:after="40"/>
       </w:pPr>
       <w:r>
         <w:t>на каком этапе пользователи чаще перестают проходить программу;</w:t>
@@ -808,7 +566,6 @@
     <w:p>
       <w:pPr>
         <w:pStyle w:val="ListBullet"/>
-        <w:spacing w:after="40"/>
       </w:pPr>
       <w:r>
         <w:t>активность по дням и неделям.</w:t>
@@ -816,7 +573,7 @@
     </w:p>
     <w:p>
       <w:r>
-        <w:t>Это позволит понимать, какие части программы реально работают и где пользователи выпадают, без ручного разбора пути каждого человека.</w:t>
+        <w:t>Это позволит понимать, какие части программы реально работают и где пользователи выпадают, без персонального вмешательства Мастера.</w:t>
       </w:r>
     </w:p>
     <w:p>
@@ -824,7 +581,7 @@
         <w:pStyle w:val="Heading1"/>
       </w:pPr>
       <w:r>
-        <w:t>11. Структура приложения</w:t>
+        <w:t>8. Структура приложения</w:t>
       </w:r>
     </w:p>
     <w:p>
@@ -834,17 +591,12 @@
     </w:p>
     <w:p>
       <w:r>
-        <w:t>Программа / Вместе / Библиотека / Профиль</w:t>
+        <w:t>Программа / Библиотека / Профиль</w:t>
       </w:r>
     </w:p>
     <w:p>
       <w:r>
-        <w:t>Пункт «Программа» ведёт на главный экран с приветствием и текущей программой.</w:t>
-      </w:r>
-    </w:p>
-    <w:p>
-      <w:r>
-        <w:t>В профиле — друзья, статистика пользователя и прогресс текущей стихии.</w:t>
+        <w:t>В профиле находится статистика пользователя.</w:t>
       </w:r>
     </w:p>
     <w:p>
@@ -852,35 +604,7 @@
         <w:pStyle w:val="Heading1"/>
       </w:pPr>
       <w:r>
-        <w:t>12. Тон текстов в интерфейсе</w:t>
-      </w:r>
-    </w:p>
-    <w:p>
-      <w:r>
-        <w:t>Фразы короткие. На главном экране — практика, а не длинные объяснения и подборки.</w:t>
-      </w:r>
-    </w:p>
-    <w:p>
-      <w:r>
-        <w:t>В интерфейсе не используем слово «Мастер».</w:t>
-      </w:r>
-    </w:p>
-    <w:p>
-      <w:r>
-        <w:t>Не делаем страйки, рейтинги и ощущение обязаловки. Пропуски никому не показываем и не комментируем.</w:t>
-      </w:r>
-    </w:p>
-    <w:p>
-      <w:r>
-        <w:t>Не предлагаем пройти тест заново, пока не закончился период стихии.</w:t>
-      </w:r>
-    </w:p>
-    <w:p>
-      <w:pPr>
-        <w:pStyle w:val="Heading1"/>
-      </w:pPr>
-      <w:r>
-        <w:t>13. Вторая версия</w:t>
+        <w:t>9. Вторая версия</w:t>
       </w:r>
     </w:p>
     <w:p>
@@ -901,7 +625,6 @@
     <w:p>
       <w:pPr>
         <w:pStyle w:val="ListBullet"/>
-        <w:spacing w:after="40"/>
       </w:pPr>
       <w:r>
         <w:t>менять частоту практик;</w:t>
@@ -910,7 +633,6 @@
     <w:p>
       <w:pPr>
         <w:pStyle w:val="ListBullet"/>
-        <w:spacing w:after="40"/>
       </w:pPr>
       <w:r>
         <w:t>предлагать более простые или более сложные практики;</w:t>
@@ -919,7 +641,6 @@
     <w:p>
       <w:pPr>
         <w:pStyle w:val="ListBullet"/>
-        <w:spacing w:after="40"/>
       </w:pPr>
       <w:r>
         <w:t>учитывать регулярность использования приложения;</w:t>
@@ -928,15 +649,9 @@
     <w:p>
       <w:pPr>
         <w:pStyle w:val="ListBullet"/>
-        <w:spacing w:after="40"/>
       </w:pPr>
       <w:r>
         <w:t>учитывать выполнение или пропуски заданий.</w:t>
-      </w:r>
-    </w:p>
-    <w:p>
-      <w:r>
-        <w:t>Выбор точного часа утреннего и вечернего напоминания тоже относится к следующей версии. В первом релизе достаточно самих переключателей напоминаний.</w:t>
       </w:r>
     </w:p>
     <w:sectPr>
@@ -1312,9 +1027,6 @@
     <w:name w:val="Normal"/>
     <w:qFormat/>
     <w:rsid w:val="00FC693F"/>
-    <w:pPr>
-      <w:spacing w:after="160" w:before="0" w:line="259" w:lineRule="auto"/>
-    </w:pPr>
     <w:rPr>
       <w:rFonts w:ascii="Calibri" w:hAnsi="Calibri" w:eastAsia="Calibri"/>
       <w:sz w:val="24"/>
@@ -1375,15 +1087,15 @@
     <w:pPr>
       <w:keepNext/>
       <w:keepLines/>
-      <w:spacing w:before="320" w:after="120"/>
+      <w:spacing w:before="480" w:after="0"/>
       <w:outlineLvl w:val="0"/>
     </w:pPr>
     <w:rPr>
-      <w:rFonts w:asciiTheme="majorHAnsi" w:eastAsiaTheme="majorEastAsia" w:hAnsiTheme="majorHAnsi" w:cstheme="majorBidi" w:ascii="Calibri" w:hAnsi="Calibri"/>
+      <w:rFonts w:asciiTheme="majorHAnsi" w:eastAsiaTheme="majorEastAsia" w:hAnsiTheme="majorHAnsi" w:cstheme="majorBidi"/>
       <w:b/>
       <w:bCs/>
-      <w:color w:val="1F2937"/>
-      <w:sz w:val="36"/>
+      <w:color w:val="365F91" w:themeColor="accent1" w:themeShade="BF"/>
+      <w:sz w:val="28"/>
       <w:szCs w:val="28"/>
     </w:rPr>
   </w:style>
@@ -1399,15 +1111,15 @@
     <w:pPr>
       <w:keepNext/>
       <w:keepLines/>
-      <w:spacing w:before="240" w:after="120"/>
+      <w:spacing w:before="200" w:after="0"/>
       <w:outlineLvl w:val="1"/>
     </w:pPr>
     <w:rPr>
-      <w:rFonts w:asciiTheme="majorHAnsi" w:eastAsiaTheme="majorEastAsia" w:hAnsiTheme="majorHAnsi" w:cstheme="majorBidi" w:ascii="Calibri" w:hAnsi="Calibri"/>
+      <w:rFonts w:asciiTheme="majorHAnsi" w:eastAsiaTheme="majorEastAsia" w:hAnsiTheme="majorHAnsi" w:cstheme="majorBidi"/>
       <w:b/>
       <w:bCs/>
-      <w:color w:val="1F2937"/>
-      <w:sz w:val="28"/>
+      <w:color w:val="4F81BD" w:themeColor="accent1"/>
+      <w:sz w:val="26"/>
       <w:szCs w:val="26"/>
     </w:rPr>
   </w:style>

--- a/docs/МАТЭТИС. ТЗ на MVP.docx
+++ b/docs/МАТЭТИС. ТЗ на MVP.docx
@@ -18,7 +18,7 @@
     </w:p>
     <w:p>
       <w:r>
-        <w:t>Исходное ТЗ на MVP. Дополнения по комментариям к прототипу — курсивом в соответствующих разделах.</w:t>
+        <w:t>Техническое задание на MVP. Блоки 5–7 и уточнения в других разделах — по итогам встречи с Жанной (социализация, геймификация, дата рождения). Пометки «Прототип» — как уже сделано в демо.</w:t>
       </w:r>
     </w:p>
     <w:p>
@@ -47,7 +47,7 @@
         <w:pStyle w:val="ListBullet"/>
       </w:pPr>
       <w:r>
-        <w:t>5 стихий (меняются по времени года, осенью – две стихии);</w:t>
+        <w:t>5 стихий (меняются по времени года, осенью — две стихии);</w:t>
       </w:r>
     </w:p>
     <w:p>
@@ -60,17 +60,17 @@
     </w:p>
     <w:p>
       <w:r>
-        <w:t>Пользователь проходит тест, после которого определяется его тип.</w:t>
+        <w:t>Пользователь проходит тест, после которого определяется его тип. Подробных описаний типов в интерфейсе нет — только краткие характеристики, как в текущем прототипе. Минimum «пищи для ума», упор на практику.</w:t>
       </w:r>
     </w:p>
     <w:p>
       <w:r>
-        <w:t>Далее приложение формирует программу по сочетанию:</w:t>
+        <w:t>Повторно пройти тест и посмотреть другие типы нельзя, пока идёт период текущей стихии. После завершения периода стихии тест доступен снова (перед программой следующей стихии).</w:t>
       </w:r>
     </w:p>
     <w:p>
       <w:r>
-        <w:t>тип пользователя + текущая стихия</w:t>
+        <w:t>Далее приложение формирует программу по сочетанию: тип пользователя + текущая стихия (+ дополнение по дате рождения, см. раздел 7).</w:t>
       </w:r>
     </w:p>
     <w:p>
@@ -88,7 +88,7 @@
     </w:p>
     <w:p>
       <w:r>
-        <w:t>Программа включает три вида контента:</w:t>
+        <w:t>Программа включает три вида контента и дополнительные практики по слабой стихии (раздел 7).</w:t>
       </w:r>
     </w:p>
     <w:p>
@@ -125,7 +125,7 @@
         <w:pStyle w:val="ListBullet"/>
       </w:pPr>
       <w:r>
-        <w:t>при необходимости — видео (залитые на видео-хостинги?).</w:t>
+        <w:t>при необходимости — видео (видеохостинг).</w:t>
       </w:r>
     </w:p>
     <w:p>
@@ -133,7 +133,7 @@
         <w:rPr>
           <w:i/>
         </w:rPr>
-        <w:t>На главном экране — название и краткое описание; полные шаги — в карточке практики.</w:t>
+        <w:t>Прототип: На главном экране — название, краткое описание и длительность (~5 мин). Полные шаги — в карточке по нажатию.</w:t>
       </w:r>
     </w:p>
     <w:p>
@@ -146,23 +146,7 @@
     </w:p>
     <w:p>
       <w:r>
-        <w:t>Например:</w:t>
-      </w:r>
-    </w:p>
-    <w:p>
-      <w:pPr>
-        <w:pStyle w:val="ListBullet"/>
-      </w:pPr>
-      <w:r>
-        <w:t>зарядка;</w:t>
-      </w:r>
-    </w:p>
-    <w:p>
-      <w:pPr>
-        <w:pStyle w:val="ListBullet"/>
-      </w:pPr>
-      <w:r>
-        <w:t>медитации.</w:t>
+        <w:t>Например: зарядка, медитации, освоение предметов. Пользователь отмечает выполнение. Часть ритуалов — каждый день, часть — раз в неделю.</w:t>
       </w:r>
     </w:p>
     <w:p>
@@ -170,7 +154,7 @@
         <w:rPr>
           <w:i/>
         </w:rPr>
-        <w:t>В программе вместо зарядки Туата — «Коан дня».</w:t>
+        <w:t>Прототип: Вместо зарядки Туата — «Коан дня». Практики по слабой стихии стоят в этом же списке, без блока «Дополнительно».</w:t>
       </w:r>
     </w:p>
     <w:p>
@@ -183,7 +167,7 @@
     </w:p>
     <w:p>
       <w:r>
-        <w:t>Основной формат — видео. Сопровождается текстовым описанием с рекомендациями по книгам и фильмам на стихию.</w:t>
+        <w:t>Основной формат — видео и текст с рекомендациями по книгам и фильмам на стихию.</w:t>
       </w:r>
     </w:p>
     <w:p>
@@ -191,17 +175,12 @@
         <w:rPr>
           <w:i/>
         </w:rPr>
-        <w:t>На главном экране — краткое описание и видео; полный текст, книги и фильмы — в карточке по нажатию.</w:t>
+        <w:t>Прототип: На главном экране — краткое описание и видео; полный текст, книги и фильмы — в карточке рекомендации. Переход в библиотеку — из карточки.</w:t>
       </w:r>
     </w:p>
     <w:p>
       <w:r>
-        <w:t>Для каждого из 12 типов набор практик внутри одной стихии может отличаться.</w:t>
-      </w:r>
-    </w:p>
-    <w:p>
-      <w:r>
-        <w:t>При переходе на новую стихию пользователь получает новый набор программы.</w:t>
+        <w:t>Для каждого из 12 типов набор практик внутри одной стихии может отличаться. При переходе на новую стихию пользователь получает новый набор программы.</w:t>
       </w:r>
     </w:p>
     <w:p>
@@ -214,15 +193,15 @@
     </w:p>
     <w:p>
       <w:r>
-        <w:t>Главный экран показывает текущую программу пользователя:</w:t>
+        <w:rPr>
+          <w:i/>
+        </w:rPr>
+        <w:t>Прототип: Заголовок — приветствие по времени суток; в нижнем меню пункт называется «Программа».</w:t>
       </w:r>
     </w:p>
     <w:p>
       <w:r>
-        <w:rPr>
-          <w:i/>
-        </w:rPr>
-        <w:t>Заголовок — приветствие по времени суток (в меню пункт «Программа»).</w:t>
+        <w:t>Главный экран показывает текущую программу:</w:t>
       </w:r>
     </w:p>
     <w:p>
@@ -254,7 +233,7 @@
         <w:pStyle w:val="ListBullet"/>
       </w:pPr>
       <w:r>
-        <w:t>статистика пользователя (иконка/ссылка на нее)</w:t>
+        <w:t>статистика пользователя.</w:t>
       </w:r>
     </w:p>
     <w:p>
@@ -272,7 +251,7 @@
     </w:p>
     <w:p>
       <w:r>
-        <w:t>Отдельный раздел приложения. Пополняется по ходу развития приложения.</w:t>
+        <w:t>Отдельный раздел. Пополняется по ходу развития.</w:t>
       </w:r>
     </w:p>
     <w:p>
@@ -290,7 +269,7 @@
     </w:p>
     <w:p>
       <w:r>
-        <w:t>Каталог всех практик, которые пользователь выбирает самостоятельно.</w:t>
+        <w:t>Каталог практик, которые пользователь выбирает самостоятельно.</w:t>
       </w:r>
     </w:p>
     <w:p>
@@ -303,7 +282,7 @@
     </w:p>
     <w:p>
       <w:r>
-        <w:t>Готовые сканы книг для чтения внутри приложения или скачивания, если это предусмотрено форматом файла.</w:t>
+        <w:t>Сканы для чтения в приложении или скачивания, если формат позволяет.</w:t>
       </w:r>
     </w:p>
     <w:p>
@@ -311,7 +290,298 @@
         <w:pStyle w:val="Heading1"/>
       </w:pPr>
       <w:r>
-        <w:t>5. Личный кабинет пользователя</w:t>
+        <w:t>5. Социализация — раздел «Вместе»</w:t>
+      </w:r>
+    </w:p>
+    <w:p>
+      <w:r>
+        <w:t>В MVP добавляем социализацию: новая вкладка «Вместе» в основной навигации.</w:t>
+      </w:r>
+    </w:p>
+    <w:p>
+      <w:pPr>
+        <w:pStyle w:val="Heading2"/>
+      </w:pPr>
+      <w:r>
+        <w:t>Структура экрана «Вместе»</w:t>
+      </w:r>
+    </w:p>
+    <w:p>
+      <w:pPr>
+        <w:pStyle w:val="ListBullet"/>
+      </w:pPr>
+      <w:r>
+        <w:t>сверху — карточка текущей совместной практики (если есть активная);</w:t>
+      </w:r>
+    </w:p>
+    <w:p>
+      <w:pPr>
+        <w:pStyle w:val="ListBullet"/>
+      </w:pPr>
+      <w:r>
+        <w:t>ниже — лента значимых событий друзей.</w:t>
+      </w:r>
+    </w:p>
+    <w:p>
+      <w:r>
+        <w:t>Список друзей и управление дружбой — в профиле. Можно открыть профиль другого пользователя и отправить запрос в друзья.</w:t>
+      </w:r>
+    </w:p>
+    <w:p>
+      <w:r>
+        <w:rPr>
+          <w:i/>
+        </w:rPr>
+        <w:t>Прототип: В профиле: друзья — кружки с буквой/аватаром и именем под кружком; переключатель «Делиться прогрессом с друзьями». Входящие заявки — принять/отклонить.</w:t>
+      </w:r>
+    </w:p>
+    <w:p>
+      <w:pPr>
+        <w:pStyle w:val="Heading2"/>
+      </w:pPr>
+      <w:r>
+        <w:t>Лента событий</w:t>
+      </w:r>
+    </w:p>
+    <w:p>
+      <w:r>
+        <w:t>В ленте только значимые события:</w:t>
+      </w:r>
+    </w:p>
+    <w:p>
+      <w:pPr>
+        <w:pStyle w:val="ListBullet"/>
+      </w:pPr>
+      <w:r>
+        <w:t>выполнил первую практику;</w:t>
+      </w:r>
+    </w:p>
+    <w:p>
+      <w:pPr>
+        <w:pStyle w:val="ListBullet"/>
+      </w:pPr>
+      <w:r>
+        <w:t>практиковал несколько дней за неделю — одна итоговая карточка;</w:t>
+      </w:r>
+    </w:p>
+    <w:p>
+      <w:pPr>
+        <w:pStyle w:val="ListBullet"/>
+      </w:pPr>
+      <w:r>
+        <w:t>завершил совместную практику;</w:t>
+      </w:r>
+    </w:p>
+    <w:p>
+      <w:pPr>
+        <w:pStyle w:val="ListBullet"/>
+      </w:pPr>
+      <w:r>
+        <w:t>вернулся после перерыва: практика после более чем семи дней без выполнения.</w:t>
+      </w:r>
+    </w:p>
+    <w:p>
+      <w:r>
+        <w:t>На событие — одна реакция («Поддержать»). Публикация активности добровольная (переключатель в профиле).</w:t>
+      </w:r>
+    </w:p>
+    <w:p>
+      <w:r>
+        <w:t>Не делаем: рейтинги, соревнования, комментарии, сообщения о пропусках.</w:t>
+      </w:r>
+    </w:p>
+    <w:p>
+      <w:pPr>
+        <w:pStyle w:val="Heading2"/>
+      </w:pPr>
+      <w:r>
+        <w:t>Совместные практики</w:t>
+      </w:r>
+    </w:p>
+    <w:p>
+      <w:pPr>
+        <w:pStyle w:val="ListBullet"/>
+      </w:pPr>
+      <w:r>
+        <w:t>Пользователь может предложить другу выполнить практику. Друг принимает или отклоняет.</w:t>
+      </w:r>
+    </w:p>
+    <w:p>
+      <w:pPr>
+        <w:pStyle w:val="ListBullet"/>
+      </w:pPr>
+      <w:r>
+        <w:t>После принятия — общая карточка с отметками обоих. Каждый выполняет в удобное время в пределах общего периода (в прототипе — до конца текущей недели).</w:t>
+      </w:r>
+    </w:p>
+    <w:p>
+      <w:pPr>
+        <w:pStyle w:val="ListBullet"/>
+      </w:pPr>
+      <w:r>
+        <w:t>Выполнение засчитывается в личную программу.</w:t>
+      </w:r>
+    </w:p>
+    <w:p>
+      <w:pPr>
+        <w:pStyle w:val="ListBullet"/>
+      </w:pPr>
+      <w:r>
+        <w:t>По умолчанию практики разрешены для совместного прохождения. В админке можно запретить совместный формат для отдельных практик.</w:t>
+      </w:r>
+    </w:p>
+    <w:p>
+      <w:pPr>
+        <w:pStyle w:val="ListBullet"/>
+      </w:pPr>
+      <w:r>
+        <w:t>Приглашение возможно, только если практика доступна обоим пользователям.</w:t>
+      </w:r>
+    </w:p>
+    <w:p>
+      <w:r>
+        <w:t>Первая версия — ручные приглашения. Следующий этап (не MVP): раз в месяц предлагать пару и подходящую практику, с добровольным участием и подтверждением обоих.</w:t>
+      </w:r>
+    </w:p>
+    <w:p>
+      <w:pPr>
+        <w:pStyle w:val="Heading1"/>
+      </w:pPr>
+      <w:r>
+        <w:t>6. Геймификация</w:t>
+      </w:r>
+    </w:p>
+    <w:p>
+      <w:r>
+        <w:t>Лёгкая геймификация без соревнований и штрафов.</w:t>
+      </w:r>
+    </w:p>
+    <w:p>
+      <w:pPr>
+        <w:pStyle w:val="Heading2"/>
+      </w:pPr>
+      <w:r>
+        <w:t>Буквы «МАТЭТИС» по дням недели</w:t>
+      </w:r>
+    </w:p>
+    <w:p>
+      <w:r>
+        <w:t>В карточках ежедневных практик (или ежедневных ритуалов — уточняется в контенте) дни недели показываются буквами «МАТЭТИС». Каждая буква — день недели; заполняется после выполнения. Сегодня выделяется контуром. Пропуски остаются пустыми, без штрафов. На новой неделе — новый ряд, история сохраняется.</w:t>
+      </w:r>
+    </w:p>
+    <w:p>
+      <w:r>
+        <w:rPr>
+          <w:i/>
+        </w:rPr>
+        <w:t>Прототип: Сейчас буквы МАТЭТИС — у ежедневных ритуалов («Освоение предметов», «Коан дня»), не у практики дня.</w:t>
+      </w:r>
+    </w:p>
+    <w:p>
+      <w:pPr>
+        <w:pStyle w:val="Heading2"/>
+      </w:pPr>
+      <w:r>
+        <w:t>Бейдж стихии</w:t>
+      </w:r>
+    </w:p>
+    <w:p>
+      <w:pPr>
+        <w:pStyle w:val="ListBullet"/>
+      </w:pPr>
+      <w:r>
+        <w:t>По завершении периода стихии — бейдж, если выполнено ≥ 70% назначенной программы за период участия.</w:t>
+      </w:r>
+    </w:p>
+    <w:p>
+      <w:pPr>
+        <w:pStyle w:val="ListBullet"/>
+      </w:pPr>
+      <w:r>
+        <w:t>В расчёт входят: ежедневная практика и еженедельные ритуалы. Повторные отметки в один день процент не увеличивают.</w:t>
+      </w:r>
+    </w:p>
+    <w:p>
+      <w:pPr>
+        <w:pStyle w:val="ListBullet"/>
+      </w:pPr>
+      <w:r>
+        <w:t>Не входят: библиотека, общие рекомендации, материалы вне программы.</w:t>
+      </w:r>
+    </w:p>
+    <w:p>
+      <w:pPr>
+        <w:pStyle w:val="ListBullet"/>
+      </w:pPr>
+      <w:r>
+        <w:t>Пока период идёт, в профиле показывается «Прогресс стихии» (процент), не итоговый бейдж.</w:t>
+      </w:r>
+    </w:p>
+    <w:p>
+      <w:r>
+        <w:t>В первой версии — только бейдж стихии. Расширенные бейджи, коллекции и другие награды — вторая версия.</w:t>
+      </w:r>
+    </w:p>
+    <w:p>
+      <w:pPr>
+        <w:pStyle w:val="Heading1"/>
+      </w:pPr>
+      <w:r>
+        <w:t>7. Персонализация по дате рождения</w:t>
+      </w:r>
+    </w:p>
+    <w:p>
+      <w:r>
+        <w:t>При первоначальной настройке, после теста на архетип, пользователь указывает дату рождения.</w:t>
+      </w:r>
+    </w:p>
+    <w:p>
+      <w:r>
+        <w:rPr>
+          <w:i/>
+        </w:rPr>
+        <w:t>Прототип: Дата — шаг после групп теста, не на онбординге. Без даты «Дальше» неактивна.</w:t>
+      </w:r>
+    </w:p>
+    <w:p>
+      <w:r>
+        <w:t>По дате приложение рассчитывает квадрат Пифагора и распределение по пяти стихиям (методику загрузит заказчик). По расчёту определяются характеристики и стихия, требующая дополнительного внимания.</w:t>
+      </w:r>
+    </w:p>
+    <w:p>
+      <w:r>
+        <w:t>К основной программе (архетип + текущая сезонная стихия) добавляется несколько практик для развития слабой стихии. Они не зависят от текущей сезонной стихии и не заменяют основную программу. Показываются в общем списке ритуалов программы.</w:t>
+      </w:r>
+    </w:p>
+    <w:p>
+      <w:r>
+        <w:t>В админке задаются наборы дополнительных практик для каждой из пяти стихий. Если дата не указана — только основная программа.</w:t>
+      </w:r>
+    </w:p>
+    <w:p>
+      <w:r>
+        <w:t>До реализации зафиксировать: формула квадрата, правила распределения по стихиям, определение слабой стихии (в т.ч. несколько одинаково слабых).</w:t>
+      </w:r>
+    </w:p>
+    <w:p>
+      <w:pPr>
+        <w:pStyle w:val="Heading2"/>
+      </w:pPr>
+      <w:r>
+        <w:t>На обсуждение (прототип)</w:t>
+      </w:r>
+    </w:p>
+    <w:p>
+      <w:r>
+        <w:t>Показывать ли пользователю квадрат, характеристики и объяснение выбора слабой стихии — или только дополнительные практики с кратким пояснением. Объём не утверждён; в прототипе можно показать несколько вариантов (с раскрытием расчёта и без).</w:t>
+      </w:r>
+    </w:p>
+    <w:p>
+      <w:pPr>
+        <w:pStyle w:val="Heading1"/>
+      </w:pPr>
+      <w:r>
+        <w:t>8. Личный кабинет (профиль)</w:t>
       </w:r>
     </w:p>
     <w:p>
@@ -324,7 +594,7 @@
         <w:pStyle w:val="ListBullet"/>
       </w:pPr>
       <w:r>
-        <w:t>количество выполненных практик;</w:t>
+        <w:t>имя;</w:t>
       </w:r>
     </w:p>
     <w:p>
@@ -332,7 +602,7 @@
         <w:pStyle w:val="ListBullet"/>
       </w:pPr>
       <w:r>
-        <w:t>выполнение ежедневных практик;</w:t>
+        <w:t>друзья и настройка «Делиться прогрессом с друзьями»;</w:t>
       </w:r>
     </w:p>
     <w:p>
@@ -340,7 +610,7 @@
         <w:pStyle w:val="ListBullet"/>
       </w:pPr>
       <w:r>
-        <w:t>выполнение еженедельных ритуалов;</w:t>
+        <w:t>статистику (выполненные практики, активность за последние дни);</w:t>
       </w:r>
     </w:p>
     <w:p>
@@ -348,7 +618,7 @@
         <w:pStyle w:val="ListBullet"/>
       </w:pPr>
       <w:r>
-        <w:t>тип пользователя и его описание (со временем);</w:t>
+        <w:t>«Прогресс стихии» за текущий период;</w:t>
       </w:r>
     </w:p>
     <w:p>
@@ -356,15 +626,28 @@
         <w:pStyle w:val="ListBullet"/>
       </w:pPr>
       <w:r>
-        <w:t>историю прохождения предыдущих стихий (со временем).</w:t>
+        <w:t>тип пользователя и краткие характеристики;</w:t>
+      </w:r>
+    </w:p>
+    <w:p>
+      <w:pPr>
+        <w:pStyle w:val="ListBullet"/>
+      </w:pPr>
+      <w:r>
+        <w:t>отметки по ритуалам;</w:t>
+      </w:r>
+    </w:p>
+    <w:p>
+      <w:pPr>
+        <w:pStyle w:val="ListBullet"/>
+      </w:pPr>
+      <w:r>
+        <w:t>напоминания и настройки (имя, e-mail, дата рождения и т.д.).</w:t>
       </w:r>
     </w:p>
     <w:p>
       <w:r>
-        <w:rPr>
-          <w:i/>
-        </w:rPr>
-        <w:t>Под именем: «Делиться прогрессом с друзьями» (переключатель, без лишних пояснений). Друзья — кружки с буквой/аватаром, имя под кружком, не построчный список.</w:t>
+        <w:t>История прохождения предыдущих стихий — со временем.</w:t>
       </w:r>
     </w:p>
     <w:p>
@@ -372,7 +655,25 @@
         <w:pStyle w:val="Heading1"/>
       </w:pPr>
       <w:r>
-        <w:t>6. Кабинет администратора</w:t>
+        <w:t>9. Конец периода стихии</w:t>
+      </w:r>
+    </w:p>
+    <w:p>
+      <w:r>
+        <w:t>Экран итога периода: процент выполнения, бейдж (если ≥ 70%), переход к программе следующей стихии.</w:t>
+      </w:r>
+    </w:p>
+    <w:p>
+      <w:r>
+        <w:t>Здесь доступен повторный проход теста (единственный момент в цикле стихии, когда тест снова открыт).</w:t>
+      </w:r>
+    </w:p>
+    <w:p>
+      <w:pPr>
+        <w:pStyle w:val="Heading1"/>
+      </w:pPr>
+      <w:r>
+        <w:t>10. Кабинет администратора</w:t>
       </w:r>
     </w:p>
     <w:p>
@@ -385,7 +686,7 @@
         <w:pStyle w:val="ListBullet"/>
       </w:pPr>
       <w:r>
-        <w:t>управление 12 типами – описание, программы;</w:t>
+        <w:t>управление 12 типами — описание, программы;</w:t>
       </w:r>
     </w:p>
     <w:p>
@@ -393,7 +694,7 @@
         <w:pStyle w:val="ListBullet"/>
       </w:pPr>
       <w:r>
-        <w:t>редактирование теста для определения типа</w:t>
+        <w:t>редактирование теста;</w:t>
       </w:r>
     </w:p>
     <w:p>
@@ -401,7 +702,7 @@
         <w:pStyle w:val="ListBullet"/>
       </w:pPr>
       <w:r>
-        <w:t>наполнение программ для каждой связки «тип + стихия»;</w:t>
+        <w:t>наполнение программ для связки «тип + стихия»;</w:t>
       </w:r>
     </w:p>
     <w:p>
@@ -409,7 +710,7 @@
         <w:pStyle w:val="ListBullet"/>
       </w:pPr>
       <w:r>
-        <w:t>добавление и редактирование практик;</w:t>
+        <w:t>практики, изображения, видео;</w:t>
       </w:r>
     </w:p>
     <w:p>
@@ -417,7 +718,7 @@
         <w:pStyle w:val="ListBullet"/>
       </w:pPr>
       <w:r>
-        <w:t>добавление изображений и видео;</w:t>
+        <w:t>флаг «можно приглашать на совместное выполнение» по практикам;</w:t>
       </w:r>
     </w:p>
     <w:p>
@@ -425,7 +726,7 @@
         <w:pStyle w:val="ListBullet"/>
       </w:pPr>
       <w:r>
-        <w:t>управление библиотекой;</w:t>
+        <w:t>наборы дополнительных практик по дате рождения — для каждой из пяти стихий;</w:t>
       </w:r>
     </w:p>
     <w:p>
@@ -433,7 +734,7 @@
         <w:pStyle w:val="ListBullet"/>
       </w:pPr>
       <w:r>
-        <w:t>загрузка книг и сканов.</w:t>
+        <w:t>библиотека, загрузка книг и сканов.</w:t>
       </w:r>
     </w:p>
     <w:p>
@@ -441,139 +742,12 @@
         <w:pStyle w:val="Heading1"/>
       </w:pPr>
       <w:r>
-        <w:t>7. Статистика администратора</w:t>
+        <w:t>11. Статистика администратора</w:t>
       </w:r>
     </w:p>
     <w:p>
       <w:r>
-        <w:t>Общая статистика:</w:t>
-      </w:r>
-    </w:p>
-    <w:p>
-      <w:pPr>
-        <w:pStyle w:val="ListBullet"/>
-      </w:pPr>
-      <w:r>
-        <w:t>количество зарегистрированных пользователей;</w:t>
-      </w:r>
-    </w:p>
-    <w:p>
-      <w:pPr>
-        <w:pStyle w:val="ListBullet"/>
-      </w:pPr>
-      <w:r>
-        <w:t>распределение пользователей по 12 типам;</w:t>
-      </w:r>
-    </w:p>
-    <w:p>
-      <w:pPr>
-        <w:pStyle w:val="ListBullet"/>
-      </w:pPr>
-      <w:r>
-        <w:t>активные пользователи;</w:t>
-      </w:r>
-    </w:p>
-    <w:p>
-      <w:pPr>
-        <w:pStyle w:val="ListBullet"/>
-      </w:pPr>
-      <w:r>
-        <w:t>процент пользователей, которые начали программу;</w:t>
-      </w:r>
-    </w:p>
-    <w:p>
-      <w:pPr>
-        <w:pStyle w:val="ListBullet"/>
-      </w:pPr>
-      <w:r>
-        <w:t>среднее количество выполненных практик;</w:t>
-      </w:r>
-    </w:p>
-    <w:p>
-      <w:pPr>
-        <w:pStyle w:val="ListBullet"/>
-      </w:pPr>
-      <w:r>
-        <w:t>выполнение еженедельных ритуалов.</w:t>
-      </w:r>
-    </w:p>
-    <w:p>
-      <w:r>
-        <w:t>По отдельному ученику:</w:t>
-      </w:r>
-    </w:p>
-    <w:p>
-      <w:pPr>
-        <w:pStyle w:val="ListBullet"/>
-      </w:pPr>
-      <w:r>
-        <w:t>его тип;</w:t>
-      </w:r>
-    </w:p>
-    <w:p>
-      <w:pPr>
-        <w:pStyle w:val="ListBullet"/>
-      </w:pPr>
-      <w:r>
-        <w:t>выполненные практики;</w:t>
-      </w:r>
-    </w:p>
-    <w:p>
-      <w:pPr>
-        <w:pStyle w:val="ListBullet"/>
-      </w:pPr>
-      <w:r>
-        <w:t>выполненные ритуалы;</w:t>
-      </w:r>
-    </w:p>
-    <w:p>
-      <w:pPr>
-        <w:pStyle w:val="ListBullet"/>
-      </w:pPr>
-      <w:r>
-        <w:t>дата последней активности.</w:t>
-      </w:r>
-    </w:p>
-    <w:p>
-      <w:r>
-        <w:t>Полезно также показывать (в дальнейшем):</w:t>
-      </w:r>
-    </w:p>
-    <w:p>
-      <w:pPr>
-        <w:pStyle w:val="ListBullet"/>
-      </w:pPr>
-      <w:r>
-        <w:t>какие практики чаще всего пропускают;</w:t>
-      </w:r>
-    </w:p>
-    <w:p>
-      <w:pPr>
-        <w:pStyle w:val="ListBullet"/>
-      </w:pPr>
-      <w:r>
-        <w:t>какие практики чаще всего выполняют;</w:t>
-      </w:r>
-    </w:p>
-    <w:p>
-      <w:pPr>
-        <w:pStyle w:val="ListBullet"/>
-      </w:pPr>
-      <w:r>
-        <w:t>на каком этапе пользователи чаще перестают проходить программу;</w:t>
-      </w:r>
-    </w:p>
-    <w:p>
-      <w:pPr>
-        <w:pStyle w:val="ListBullet"/>
-      </w:pPr>
-      <w:r>
-        <w:t>активность по дням и неделям.</w:t>
-      </w:r>
-    </w:p>
-    <w:p>
-      <w:r>
-        <w:t>Это позволит понимать, какие части программы реально работают и где пользователи выпадают, без персонального вмешательства Мастера.</w:t>
+        <w:t>Без изменений к исходному ТЗ: сводная статистика по пользователям и детализация по ученику; в перспективе — пропуски, отвал, активность по дням (для улучшения программы, без персонального вмешательства).</w:t>
       </w:r>
     </w:p>
     <w:p>
@@ -581,22 +755,22 @@
         <w:pStyle w:val="Heading1"/>
       </w:pPr>
       <w:r>
-        <w:t>8. Структура приложения</w:t>
+        <w:t>12. Структура приложения</w:t>
       </w:r>
     </w:p>
     <w:p>
       <w:r>
-        <w:t>Основная навигация:</w:t>
+        <w:t>Основная навигация (MVP):</w:t>
       </w:r>
     </w:p>
     <w:p>
       <w:r>
-        <w:t>Программа / Библиотека / Профиль</w:t>
+        <w:t>Программа / Вместе / Библиотека / Профиль</w:t>
       </w:r>
     </w:p>
     <w:p>
       <w:r>
-        <w:t>В профиле находится статистика пользователя.</w:t>
+        <w:t>В профиле — друзья, статистика, прогресс стихии.</w:t>
       </w:r>
     </w:p>
     <w:p>
@@ -604,7 +778,7 @@
         <w:pStyle w:val="Heading1"/>
       </w:pPr>
       <w:r>
-        <w:t>9. Вторая версия</w:t>
+        <w:t>13. Вторая версия</w:t>
       </w:r>
     </w:p>
     <w:p>
@@ -613,13 +787,11 @@
       </w:r>
     </w:p>
     <w:p>
+      <w:pPr>
+        <w:pStyle w:val="ListBullet"/>
+      </w:pPr>
       <w:r>
-        <w:t>В дальнейшем программа может адаптироваться автоматически в зависимости от поведения пользователя.</w:t>
-      </w:r>
-    </w:p>
-    <w:p>
-      <w:r>
-        <w:t>Например:</w:t>
+        <w:t>адаптация программы по поведению пользователя;</w:t>
       </w:r>
     </w:p>
     <w:p>
@@ -627,7 +799,7 @@
         <w:pStyle w:val="ListBullet"/>
       </w:pPr>
       <w:r>
-        <w:t>менять частоту практик;</w:t>
+        <w:t>автопредложение пары и общей практики раз в месяц;</w:t>
       </w:r>
     </w:p>
     <w:p>
@@ -635,7 +807,7 @@
         <w:pStyle w:val="ListBullet"/>
       </w:pPr>
       <w:r>
-        <w:t>предлагать более простые или более сложные практики;</w:t>
+        <w:t>расширенная система бейджей и наград;</w:t>
       </w:r>
     </w:p>
     <w:p>
@@ -643,15 +815,7 @@
         <w:pStyle w:val="ListBullet"/>
       </w:pPr>
       <w:r>
-        <w:t>учитывать регулярность использования приложения;</w:t>
-      </w:r>
-    </w:p>
-    <w:p>
-      <w:pPr>
-        <w:pStyle w:val="ListBullet"/>
-      </w:pPr>
-      <w:r>
-        <w:t>учитывать выполнение или пропуски заданий.</w:t>
+        <w:t>точное время напоминаний.</w:t>
       </w:r>
     </w:p>
     <w:sectPr>
@@ -1027,6 +1191,9 @@
     <w:name w:val="Normal"/>
     <w:qFormat/>
     <w:rsid w:val="00FC693F"/>
+    <w:pPr>
+      <w:spacing w:after="120"/>
+    </w:pPr>
     <w:rPr>
       <w:rFonts w:ascii="Calibri" w:hAnsi="Calibri" w:eastAsia="Calibri"/>
       <w:sz w:val="24"/>
